--- a/api/templates/Agenda initial strategy meeting (Clio).docx
+++ b/api/templates/Agenda initial strategy meeting (Clio).docx
@@ -18,9 +18,7 @@
         <w:t xml:space="preserve">Client name: </w:t>
       </w:r>
       <w:r>
-        <w:rPr>
-          <w:highlight w:val="yellow"/>
-        </w:rPr>
+        <w:rPr/>
         <w:t>&lt;&lt; Matter.Client.Name &gt;&gt;</w:t>
       </w:r>
     </w:p>
@@ -32,9 +30,7 @@
         <w:t xml:space="preserve">Meeting date: </w:t>
       </w:r>
       <w:r>
-        <w:rPr>
-          <w:highlight w:val="yellow"/>
-        </w:rPr>
+        <w:rPr/>
         <w:t>&lt;&lt; Date &gt;&gt;</w:t>
       </w:r>
       <w:r>
@@ -57,9 +53,7 @@
         <w:t xml:space="preserve">Adviser (if any): </w:t>
       </w:r>
       <w:r>
-        <w:rPr>
-          <w:highlight w:val="yellow"/>
-        </w:rPr>
+        <w:rPr/>
         <w:t>&lt;&lt; Matter.CustomField.FinancialAdviserName &gt;&gt;</w:t>
       </w:r>
       <w:r>
@@ -87,9 +81,7 @@
         <w:pStyle w:val="ListNumberLevel1"/>
       </w:pPr>
       <w:r>
-        <w:rPr>
-          <w:highlight w:val="cyan"/>
-        </w:rPr>
+        <w:rPr/>
         <w:t>[#couple]</w:t>
       </w:r>
       <w:r>
@@ -125,57 +117,41 @@
         <w:pStyle w:val="ListNumberLevel2"/>
       </w:pPr>
       <w:r>
-        <w:rPr>
-          <w:highlight w:val="magenta"/>
-        </w:rPr>
+        <w:rPr/>
         <w:fldChar w:fldCharType="begin"/>
       </w:r>
       <w:r>
-        <w:rPr>
-          <w:highlight w:val="magenta"/>
-        </w:rPr>
+        <w:rPr/>
         <w:instrText xml:space="preserve"> MERGEFIELD  "*IF {TEL_couple_or_individual} = \"Couple\" *"  \* MERGEFORMAT </w:instrText>
       </w:r>
       <w:r>
-        <w:rPr>
-          <w:highlight w:val="magenta"/>
-        </w:rPr>
+        <w:rPr/>
         <w:fldChar w:fldCharType="separate"/>
       </w:r>
       <w:r>
-        <w:rPr>
-          <w:highlight w:val="cyan"/>
-        </w:rPr>
+        <w:rPr/>
         <w:t>[#couple]</w:t>
       </w:r>
       <w:r>
         <w:t xml:space="preserve"> </w:t>
       </w:r>
       <w:r>
-        <w:rPr>
-          <w:highlight w:val="magenta"/>
-        </w:rPr>
+        <w:rPr/>
         <w:fldChar w:fldCharType="end"/>
       </w:r>
       <w:r>
         <w:t>If one of them passes away versus if they both pass away.</w:t>
       </w:r>
       <w:r>
-        <w:rPr>
-          <w:highlight w:val="magenta"/>
-        </w:rPr>
+        <w:rPr/>
         <w:fldChar w:fldCharType="begin"/>
       </w:r>
       <w:r>
-        <w:rPr>
-          <w:highlight w:val="magenta"/>
-        </w:rPr>
+        <w:rPr/>
         <w:instrText xml:space="preserve"> MERGEFIELD  *ENDIF*  \* MERGEFORMAT </w:instrText>
       </w:r>
       <w:r>
-        <w:rPr>
-          <w:highlight w:val="magenta"/>
-        </w:rPr>
+        <w:rPr/>
         <w:fldChar w:fldCharType="end"/>
       </w:r>
     </w:p>
@@ -2168,33 +2144,23 @@
         <w:pStyle w:val="ListNumberLevel1"/>
       </w:pPr>
       <w:r>
-        <w:rPr>
-          <w:highlight w:val="cyan"/>
-        </w:rPr>
+        <w:rPr/>
         <w:fldChar w:fldCharType="begin"/>
       </w:r>
       <w:r>
-        <w:rPr>
-          <w:highlight w:val="cyan"/>
-        </w:rPr>
+        <w:rPr/>
         <w:instrText xml:space="preserve"> MERGEFIELD  "*IF {TEL_children_age} = \"Minors\" *"  \* MERGEFORMAT </w:instrText>
       </w:r>
       <w:r>
-        <w:rPr>
-          <w:highlight w:val="cyan"/>
-        </w:rPr>
+        <w:rPr/>
         <w:fldChar w:fldCharType="separate"/>
       </w:r>
       <w:r>
-        <w:rPr>
-          <w:highlight w:val="cyan"/>
-        </w:rPr>
+        <w:rPr/>
         <w:t xml:space="preserve">[#minor children] </w:t>
       </w:r>
       <w:r>
-        <w:rPr>
-          <w:highlight w:val="cyan"/>
-        </w:rPr>
+        <w:rPr/>
         <w:fldChar w:fldCharType="end"/>
       </w:r>
       <w:r>
@@ -3016,9 +2982,7 @@
         <w:pStyle w:val="ListNumberLevel2"/>
       </w:pPr>
       <w:r>
-        <w:rPr>
-          <w:highlight w:val="cyan"/>
-        </w:rPr>
+        <w:rPr/>
         <w:t>[#couple]</w:t>
       </w:r>
       <w:r>
@@ -4169,35 +4133,30 @@
       <w:r>
         <w:rPr>
           <w:rFonts w:asciiTheme="minorHAnsi" w:hAnsiTheme="minorHAnsi" w:cstheme="minorHAnsi"/>
-          <w:highlight w:val="cyan"/>
         </w:rPr>
         <w:fldChar w:fldCharType="begin"/>
       </w:r>
       <w:r>
         <w:rPr>
           <w:rFonts w:asciiTheme="minorHAnsi" w:hAnsiTheme="minorHAnsi" w:cstheme="minorHAnsi"/>
-          <w:highlight w:val="cyan"/>
         </w:rPr>
         <w:instrText xml:space="preserve"> MERGEFIELD  "*IF {TEL_couple_or_individual} = \"Couple\" *"  \* MERGEFORMAT </w:instrText>
       </w:r>
       <w:r>
         <w:rPr>
           <w:rFonts w:asciiTheme="minorHAnsi" w:hAnsiTheme="minorHAnsi" w:cstheme="minorHAnsi"/>
-          <w:highlight w:val="cyan"/>
         </w:rPr>
         <w:fldChar w:fldCharType="separate"/>
       </w:r>
       <w:r>
         <w:rPr>
           <w:rFonts w:asciiTheme="minorHAnsi" w:hAnsiTheme="minorHAnsi" w:cstheme="minorHAnsi"/>
-          <w:highlight w:val="cyan"/>
         </w:rPr>
         <w:t xml:space="preserve">[#couple] </w:t>
       </w:r>
       <w:r>
         <w:rPr>
           <w:rFonts w:asciiTheme="minorHAnsi" w:hAnsiTheme="minorHAnsi" w:cstheme="minorHAnsi"/>
-          <w:highlight w:val="cyan"/>
         </w:rPr>
         <w:fldChar w:fldCharType="end"/>
       </w:r>
@@ -6602,36 +6561,26 @@
         <w:pStyle w:val="ListNumberLevel1"/>
       </w:pPr>
       <w:r>
-        <w:rPr>
-          <w:highlight w:val="cyan"/>
-        </w:rPr>
+        <w:rPr/>
         <w:fldChar w:fldCharType="begin"/>
       </w:r>
       <w:r>
-        <w:rPr>
-          <w:highlight w:val="cyan"/>
-        </w:rPr>
+        <w:rPr/>
         <w:instrText xml:space="preserve"> MERGEFIELD  "*IF {TEL_couple_or_individual} = \"Couple\" *"  \* MERGEFORMAT </w:instrText>
       </w:r>
       <w:r>
-        <w:rPr>
-          <w:highlight w:val="cyan"/>
-        </w:rPr>
+        <w:rPr/>
         <w:fldChar w:fldCharType="separate"/>
       </w:r>
       <w:r>
-        <w:rPr>
-          <w:highlight w:val="cyan"/>
-        </w:rPr>
+        <w:rPr/>
         <w:t>[#couple]</w:t>
       </w:r>
       <w:r>
         <w:t xml:space="preserve"> </w:t>
       </w:r>
       <w:r>
-        <w:rPr>
-          <w:highlight w:val="cyan"/>
-        </w:rPr>
+        <w:rPr/>
         <w:fldChar w:fldCharType="end"/>
       </w:r>
       <w:r>
@@ -8206,14 +8155,10 @@
     <w:p>
       <w:pPr>
         <w:pStyle w:val="ListNumberLevel2"/>
-        <w:rPr>
-          <w:highlight w:val="yellow"/>
-        </w:rPr>
-      </w:pPr>
-      <w:r>
-        <w:rPr>
-          <w:highlight w:val="yellow"/>
-        </w:rPr>
+        <w:rPr/>
+      </w:pPr>
+      <w:r>
+        <w:rPr/>
         <w:t>[#insert summary from material review]</w:t>
       </w:r>
     </w:p>
@@ -8318,9 +8263,7 @@
         <w:t xml:space="preserve">Family Tree - </w:t>
       </w:r>
       <w:r>
-        <w:rPr>
-          <w:highlight w:val="yellow"/>
-        </w:rPr>
+        <w:rPr/>
         <w:t>&lt;&lt; Matter.Client.Name &gt;&gt;</w:t>
       </w:r>
     </w:p>
@@ -8947,9 +8890,7 @@
         <w:t xml:space="preserve">Asset Summary - </w:t>
       </w:r>
       <w:r>
-        <w:rPr>
-          <w:highlight w:val="yellow"/>
-        </w:rPr>
+        <w:rPr/>
         <w:t>&lt;&lt; Matter.Client.Name &gt;&gt;</w:t>
       </w:r>
       <w:r>
